--- a/doc/脂质组学机制效应计算.docx
+++ b/doc/脂质组学机制效应计算.docx
@@ -4,44 +4,69 @@
   <w:body>
     <w:p>
       <w:pPr>
+        <w:pStyle w:val="1"/>
+      </w:pPr>
+      <w:r>
+        <w:t>脂质组学机制效应计算</w:t>
+      </w:r>
+    </w:p>
+    <w:p>
+      <w:pPr>
         <w:pStyle w:val="2"/>
-      </w:pPr>
+        <w:rPr>
+          <w:rStyle w:val="s1"/>
+          <w:rFonts w:hint="eastAsia"/>
+          <w:b/>
+          <w:bCs/>
+        </w:rPr>
+      </w:pPr>
+      <w:r>
+        <w:rPr>
+          <w:rStyle w:val="s1"/>
+          <w:rFonts w:hint="eastAsia"/>
+          <w:b/>
+          <w:bCs/>
+        </w:rPr>
+        <w:t>研究问题：</w:t>
+      </w:r>
+    </w:p>
+    <w:p>
+      <w:pPr>
+        <w:pStyle w:val="p2"/>
+      </w:pPr>
+      <w:r>
+        <w:t>从脂质组数据角度评估基因敲除对各机制瓶颈的影响，计算每个机制轴在脂质代谢层面的效应大小。</w:t>
+      </w:r>
+    </w:p>
+    <w:p>
+      <w:pPr>
+        <w:pStyle w:val="2"/>
+      </w:pPr>
+      <w:r>
+        <w:rPr>
+          <w:rFonts w:hint="eastAsia"/>
+          <w:b/>
+          <w:bCs/>
+        </w:rPr>
+        <w:t>实验策略</w:t>
+      </w:r>
       <w:r>
         <w:rPr>
           <w:b/>
           <w:bCs/>
         </w:rPr>
-        <w:t>脂质组学机制效应计算</w:t>
-      </w:r>
-    </w:p>
-    <w:p>
-      <w:pPr>
-        <w:pStyle w:val="p2"/>
-        <w:ind w:left="880"/>
+        <w:t>：</w:t>
+      </w:r>
+    </w:p>
+    <w:p>
+      <w:pPr>
+        <w:pStyle w:val="3"/>
       </w:pPr>
       <w:r>
         <w:rPr>
-          <w:rStyle w:val="s1"/>
-          <w:b/>
-          <w:bCs/>
+          <w:rFonts w:hint="eastAsia"/>
         </w:rPr>
-        <w:t>任务目标：</w:t>
-      </w:r>
-      <w:r>
-        <w:t xml:space="preserve"> 从脂质组数据角度评估基因敲除对各机制瓶颈的影响，计算每个机制轴在脂质代谢层面的效应大小。</w:t>
-      </w:r>
-    </w:p>
-    <w:p>
-      <w:pPr>
-        <w:pStyle w:val="p1"/>
-        <w:ind w:left="880"/>
-      </w:pPr>
-      <w:r>
-        <w:rPr>
-          <w:b/>
-          <w:bCs/>
-        </w:rPr>
-        <w:t>具体步骤：</w:t>
+        <w:t>脂质组学指标计算</w:t>
       </w:r>
     </w:p>
     <w:p>
@@ -50,7 +75,13 @@
         <w:ind w:left="440"/>
       </w:pPr>
       <w:r>
-        <w:t>按任务2定义的指标，计算</w:t>
+        <w:rPr>
+          <w:rFonts w:hint="eastAsia"/>
+        </w:rPr>
+        <w:t>根据脂质组学指标，</w:t>
+      </w:r>
+      <w:r>
+        <w:t>计算</w:t>
       </w:r>
       <w:r>
         <w:rPr>
@@ -61,7 +92,16 @@
         <w:t>每个样本</w:t>
       </w:r>
       <w:r>
-        <w:t>KO组相对于WT组的脂质组学变化。对于每一种关键脂质或比值（如CL含量、PG含量、CL/PG比、MLCL/CL比、</w:t>
+        <w:t>KO组相对于WT组的脂质组学变化。</w:t>
+      </w:r>
+    </w:p>
+    <w:p>
+      <w:pPr>
+        <w:pStyle w:val="p1"/>
+        <w:ind w:left="440"/>
+      </w:pPr>
+      <w:r>
+        <w:t>对于每一种关键脂质或比值（如CL含量、PG含量、CL/PG比、MLCL/CL比、</w:t>
       </w:r>
       <w:proofErr w:type="spellStart"/>
       <w:r>
@@ -78,7 +118,7 @@
         <w:t>₂</w:t>
       </w:r>
       <w:r>
-        <w:t>倍差或标准化差异） 。如果可能，计算这些效应的显著性统计量（如Z分数或p值）。</w:t>
+        <w:t>倍差或标准化差异） 。</w:t>
       </w:r>
     </w:p>
     <w:p>
@@ -87,6 +127,26 @@
         <w:ind w:left="440"/>
       </w:pPr>
       <w:r>
+        <w:t>如果可能，计算这些效应的显著性统计量（如Z分数或p值）。</w:t>
+      </w:r>
+    </w:p>
+    <w:p>
+      <w:pPr>
+        <w:pStyle w:val="3"/>
+      </w:pPr>
+      <w:r>
+        <w:rPr>
+          <w:rFonts w:hint="eastAsia"/>
+        </w:rPr>
+        <w:t>脂质组学指标计算结果方向性校准：</w:t>
+      </w:r>
+    </w:p>
+    <w:p>
+      <w:pPr>
+        <w:pStyle w:val="p1"/>
+        <w:ind w:left="440"/>
+      </w:pPr>
+      <w:r>
         <w:t>针对每个机制轴，将相关的脂质指标整合得到脂质侧机制效应分数：</w:t>
       </w:r>
     </w:p>
@@ -140,22 +200,16 @@
         <w:ind w:left="440"/>
       </w:pPr>
       <w:r>
-        <w:t xml:space="preserve">将各脂质指标组合后的机制效应结果整理为表，格式与转录组相对应（机制轴 × 批次的脂质组Z分数表）。这体现每个机制瓶颈在脂质组学层面的变化方向和显著性 </w:t>
-      </w:r>
-      <w:r>
+        <w:lastRenderedPageBreak/>
+        <w:t>将各脂质指标组合后的机制效应结果整理为表，格式与转录组相对应（机制轴 × 批次的脂质组Z分数表）。这体现每个机制瓶颈在脂质组学层面的变化方向和显著性。</w:t>
+      </w:r>
+    </w:p>
+    <w:p>
+      <w:pPr>
+        <w:pStyle w:val="3"/>
         <w:rPr>
-          <w:rStyle w:val="apple-converted-space"/>
+          <w:rFonts w:hint="eastAsia"/>
         </w:rPr>
-        <w:t> </w:t>
-      </w:r>
-      <w:r>
-        <w:t>。</w:t>
-      </w:r>
-    </w:p>
-    <w:p>
-      <w:pPr>
-        <w:pStyle w:val="p1"/>
-        <w:ind w:left="1760"/>
       </w:pPr>
       <w:r>
         <w:rPr>
@@ -166,7 +220,16 @@
         <w:t>预期产出：</w:t>
       </w:r>
       <w:r>
-        <w:t xml:space="preserve"> 每个机制轴在脂质组层面的效应值及方向（按批次区分的差异值或Z分数表）。这将直观展示基因敲除对脂质代谢各环节（合成、重塑等）的影响程度，为后续多组学整合提供依据。</w:t>
+        <w:t xml:space="preserve"> </w:t>
+      </w:r>
+    </w:p>
+    <w:p>
+      <w:pPr>
+        <w:pStyle w:val="p1"/>
+        <w:ind w:left="1760"/>
+      </w:pPr>
+      <w:r>
+        <w:t>每个机制轴在脂质组层面的效应值及方向（按批次区分的差异值或Z分数表）。这将直观展示基因敲除对脂质代谢各环节（合成、重塑等）的影响程度，为后续多组学整合提供依据。</w:t>
       </w:r>
     </w:p>
     <w:p>
@@ -186,7 +249,42 @@
         <w:t xml:space="preserve"> ~0.5 天</w:t>
       </w:r>
     </w:p>
-    <w:p/>
+    <w:p>
+      <w:pPr>
+        <w:pStyle w:val="2"/>
+      </w:pPr>
+      <w:r>
+        <w:rPr>
+          <w:rFonts w:hint="eastAsia"/>
+        </w:rPr>
+        <w:t>实验过程</w:t>
+      </w:r>
+    </w:p>
+    <w:p>
+      <w:pPr>
+        <w:pStyle w:val="2"/>
+      </w:pPr>
+      <w:r>
+        <w:rPr>
+          <w:rFonts w:hint="eastAsia"/>
+        </w:rPr>
+        <w:t>主要发现</w:t>
+      </w:r>
+    </w:p>
+    <w:p>
+      <w:pPr>
+        <w:pStyle w:val="2"/>
+        <w:rPr>
+          <w:rFonts w:hint="eastAsia"/>
+        </w:rPr>
+      </w:pPr>
+      <w:r>
+        <w:rPr>
+          <w:rFonts w:hint="eastAsia"/>
+        </w:rPr>
+        <w:t>过渡小节</w:t>
+      </w:r>
+    </w:p>
     <w:sectPr>
       <w:pgSz w:w="11906" w:h="16838"/>
       <w:pgMar w:top="1440" w:right="1800" w:bottom="1440" w:left="1800" w:header="851" w:footer="992" w:gutter="0"/>
@@ -646,7 +744,6 @@
     <w:next w:val="a"/>
     <w:link w:val="30"/>
     <w:uiPriority w:val="9"/>
-    <w:semiHidden/>
     <w:unhideWhenUsed/>
     <w:qFormat/>
     <w:rsid w:val="00E74AED"/>
@@ -852,7 +949,6 @@
     <w:basedOn w:val="a0"/>
     <w:link w:val="3"/>
     <w:uiPriority w:val="9"/>
-    <w:semiHidden/>
     <w:rsid w:val="00E74AED"/>
     <w:rPr>
       <w:rFonts w:asciiTheme="majorHAnsi" w:eastAsiaTheme="majorEastAsia" w:hAnsiTheme="majorHAnsi" w:cstheme="majorBidi"/>
